--- a/AI lineaireregressie analyserapport.docx
+++ b/AI lineaireregressie analyserapport.docx
@@ -4,125 +4,112 @@
   <w:body>
     <w:p>
       <w:pPr>
-        <w:pStyle w:val="Titel"/>
-      </w:pPr>
-      <w:r>
-        <w:t>AI lineaire regressie</w:t>
-      </w:r>
-      <w:r>
-        <w:tab/>
+        <w:spacing w:after="0" w:line="259" w:lineRule="auto"/>
+        <w:ind w:left="0" w:right="0" w:firstLine="0"/>
+      </w:pPr>
+      <w:r>
+        <w:rPr>
+          <w:sz w:val="56"/>
+        </w:rPr>
+        <w:t xml:space="preserve">AI lineaire regressie </w:t>
       </w:r>
       <w:proofErr w:type="spellStart"/>
       <w:r>
+        <w:rPr>
+          <w:sz w:val="56"/>
+        </w:rPr>
         <w:t>Micasa</w:t>
       </w:r>
       <w:proofErr w:type="spellEnd"/>
-    </w:p>
-    <w:p/>
-    <w:p/>
+      <w:r>
+        <w:rPr>
+          <w:sz w:val="56"/>
+        </w:rPr>
+        <w:t xml:space="preserve"> </w:t>
+      </w:r>
+    </w:p>
+    <w:p>
+      <w:pPr>
+        <w:spacing w:after="184" w:line="259" w:lineRule="auto"/>
+        <w:ind w:left="0" w:right="0" w:firstLine="0"/>
+      </w:pPr>
+      <w:r>
+        <w:t xml:space="preserve"> </w:t>
+      </w:r>
+    </w:p>
+    <w:p>
+      <w:pPr>
+        <w:spacing w:after="339" w:line="259" w:lineRule="auto"/>
+        <w:ind w:left="0" w:right="0" w:firstLine="0"/>
+      </w:pPr>
+      <w:r>
+        <w:t xml:space="preserve"> </w:t>
+      </w:r>
+    </w:p>
+    <w:p>
+      <w:pPr>
+        <w:spacing w:after="0" w:line="259" w:lineRule="auto"/>
+        <w:ind w:left="0" w:right="0" w:firstLine="0"/>
+      </w:pPr>
+      <w:r>
+        <w:rPr>
+          <w:color w:val="0F4761"/>
+          <w:sz w:val="32"/>
+        </w:rPr>
+        <w:t xml:space="preserve">Inhoud </w:t>
+      </w:r>
+    </w:p>
     <w:sdt>
       <w:sdtPr>
-        <w:id w:val="2019969861"/>
+        <w:id w:val="304201051"/>
         <w:docPartObj>
           <w:docPartGallery w:val="Table of Contents"/>
-          <w:docPartUnique/>
         </w:docPartObj>
       </w:sdtPr>
       <w:sdtEndPr>
         <w:rPr>
-          <w:rFonts w:asciiTheme="minorHAnsi" w:eastAsiaTheme="minorHAnsi" w:hAnsiTheme="minorHAnsi" w:cstheme="minorBidi"/>
-          <w:b/>
-          <w:bCs/>
-          <w:color w:val="auto"/>
-          <w:kern w:val="2"/>
-          <w:sz w:val="24"/>
-          <w:szCs w:val="24"/>
-          <w:lang w:eastAsia="en-US"/>
-          <w14:ligatures w14:val="standardContextual"/>
+          <w:rFonts w:ascii="Calibri" w:eastAsia="Calibri" w:hAnsi="Calibri" w:cs="Calibri"/>
+          <w:color w:val="000000"/>
+          <w:lang w:eastAsia="nl-NL"/>
         </w:rPr>
       </w:sdtEndPr>
       <w:sdtContent>
         <w:p>
           <w:pPr>
-            <w:pStyle w:val="Kopvaninhoudsopgave"/>
-          </w:pPr>
-          <w:r>
-            <w:t>Inhoud</w:t>
-          </w:r>
-        </w:p>
-        <w:p>
-          <w:pPr>
             <w:pStyle w:val="Inhopg1"/>
             <w:tabs>
-              <w:tab w:val="right" w:leader="dot" w:pos="9062"/>
+              <w:tab w:val="right" w:leader="dot" w:pos="9123"/>
             </w:tabs>
-            <w:rPr>
-              <w:noProof/>
-            </w:rPr>
           </w:pPr>
           <w:r>
             <w:fldChar w:fldCharType="begin"/>
           </w:r>
           <w:r>
-            <w:instrText xml:space="preserve"> TOC \o "1-3" \h \z \u </w:instrText>
+            <w:instrText xml:space="preserve"> TOC \o "1-1" \h \z \u </w:instrText>
           </w:r>
           <w:r>
             <w:fldChar w:fldCharType="separate"/>
           </w:r>
-          <w:hyperlink w:anchor="_Toc218710730" w:history="1">
-            <w:r>
-              <w:rPr>
-                <w:rStyle w:val="Hyperlink"/>
-                <w:noProof/>
-              </w:rPr>
+          <w:hyperlink w:anchor="_Toc2270">
+            <w:r>
               <w:t>Doel en keuze targetvariabele</w:t>
             </w:r>
             <w:r>
-              <w:rPr>
-                <w:noProof/>
-                <w:webHidden/>
-              </w:rPr>
               <w:tab/>
             </w:r>
             <w:r>
-              <w:rPr>
-                <w:noProof/>
-                <w:webHidden/>
-              </w:rPr>
               <w:fldChar w:fldCharType="begin"/>
             </w:r>
             <w:r>
-              <w:rPr>
-                <w:noProof/>
-                <w:webHidden/>
-              </w:rPr>
-              <w:instrText xml:space="preserve"> PAGEREF _Toc218710730 \h </w:instrText>
-            </w:r>
-            <w:r>
-              <w:rPr>
-                <w:noProof/>
-                <w:webHidden/>
-              </w:rPr>
-            </w:r>
-            <w:r>
-              <w:rPr>
-                <w:noProof/>
-                <w:webHidden/>
-              </w:rPr>
+              <w:instrText>PAGEREF _Toc2270 \h</w:instrText>
+            </w:r>
+            <w:r>
               <w:fldChar w:fldCharType="separate"/>
             </w:r>
             <w:r>
-              <w:rPr>
-                <w:noProof/>
-                <w:webHidden/>
-              </w:rPr>
-              <w:t>2</w:t>
-            </w:r>
-            <w:r>
-              <w:rPr>
-                <w:noProof/>
-                <w:webHidden/>
-              </w:rPr>
+              <w:t xml:space="preserve">2 </w:t>
+            </w:r>
+            <w:r>
               <w:fldChar w:fldCharType="end"/>
             </w:r>
           </w:hyperlink>
@@ -131,66 +118,29 @@
           <w:pPr>
             <w:pStyle w:val="Inhopg1"/>
             <w:tabs>
-              <w:tab w:val="right" w:leader="dot" w:pos="9062"/>
+              <w:tab w:val="right" w:leader="dot" w:pos="9123"/>
             </w:tabs>
-            <w:rPr>
-              <w:noProof/>
-            </w:rPr>
           </w:pPr>
-          <w:hyperlink w:anchor="_Toc218710731" w:history="1">
-            <w:r>
-              <w:rPr>
-                <w:rStyle w:val="Hyperlink"/>
-                <w:noProof/>
-              </w:rPr>
+          <w:hyperlink w:anchor="_Toc2271">
+            <w:r>
               <w:t>Keuze featurevariabele</w:t>
             </w:r>
             <w:r>
-              <w:rPr>
-                <w:noProof/>
-                <w:webHidden/>
-              </w:rPr>
               <w:tab/>
             </w:r>
             <w:r>
-              <w:rPr>
-                <w:noProof/>
-                <w:webHidden/>
-              </w:rPr>
               <w:fldChar w:fldCharType="begin"/>
             </w:r>
             <w:r>
-              <w:rPr>
-                <w:noProof/>
-                <w:webHidden/>
-              </w:rPr>
-              <w:instrText xml:space="preserve"> PAGEREF _Toc218710731 \h </w:instrText>
-            </w:r>
-            <w:r>
-              <w:rPr>
-                <w:noProof/>
-                <w:webHidden/>
-              </w:rPr>
-            </w:r>
-            <w:r>
-              <w:rPr>
-                <w:noProof/>
-                <w:webHidden/>
-              </w:rPr>
+              <w:instrText>PAGEREF _Toc2271 \h</w:instrText>
+            </w:r>
+            <w:r>
               <w:fldChar w:fldCharType="separate"/>
             </w:r>
             <w:r>
-              <w:rPr>
-                <w:noProof/>
-                <w:webHidden/>
-              </w:rPr>
-              <w:t>2</w:t>
-            </w:r>
-            <w:r>
-              <w:rPr>
-                <w:noProof/>
-                <w:webHidden/>
-              </w:rPr>
+              <w:t xml:space="preserve">2 </w:t>
+            </w:r>
+            <w:r>
               <w:fldChar w:fldCharType="end"/>
             </w:r>
           </w:hyperlink>
@@ -199,66 +149,29 @@
           <w:pPr>
             <w:pStyle w:val="Inhopg1"/>
             <w:tabs>
-              <w:tab w:val="right" w:leader="dot" w:pos="9062"/>
+              <w:tab w:val="right" w:leader="dot" w:pos="9123"/>
             </w:tabs>
-            <w:rPr>
-              <w:noProof/>
-            </w:rPr>
           </w:pPr>
-          <w:hyperlink w:anchor="_Toc218710732" w:history="1">
-            <w:r>
-              <w:rPr>
-                <w:rStyle w:val="Hyperlink"/>
-                <w:noProof/>
-              </w:rPr>
+          <w:hyperlink w:anchor="_Toc2272">
+            <w:r>
               <w:t>Welke featurevariabele?</w:t>
             </w:r>
             <w:r>
-              <w:rPr>
-                <w:noProof/>
-                <w:webHidden/>
-              </w:rPr>
               <w:tab/>
             </w:r>
             <w:r>
-              <w:rPr>
-                <w:noProof/>
-                <w:webHidden/>
-              </w:rPr>
               <w:fldChar w:fldCharType="begin"/>
             </w:r>
             <w:r>
-              <w:rPr>
-                <w:noProof/>
-                <w:webHidden/>
-              </w:rPr>
-              <w:instrText xml:space="preserve"> PAGEREF _Toc218710732 \h </w:instrText>
-            </w:r>
-            <w:r>
-              <w:rPr>
-                <w:noProof/>
-                <w:webHidden/>
-              </w:rPr>
-            </w:r>
-            <w:r>
-              <w:rPr>
-                <w:noProof/>
-                <w:webHidden/>
-              </w:rPr>
+              <w:instrText>PAGEREF _Toc2272 \h</w:instrText>
+            </w:r>
+            <w:r>
               <w:fldChar w:fldCharType="separate"/>
             </w:r>
             <w:r>
-              <w:rPr>
-                <w:noProof/>
-                <w:webHidden/>
-              </w:rPr>
-              <w:t>5</w:t>
-            </w:r>
-            <w:r>
-              <w:rPr>
-                <w:noProof/>
-                <w:webHidden/>
-              </w:rPr>
+              <w:t xml:space="preserve">5 </w:t>
+            </w:r>
+            <w:r>
               <w:fldChar w:fldCharType="end"/>
             </w:r>
           </w:hyperlink>
@@ -267,66 +180,29 @@
           <w:pPr>
             <w:pStyle w:val="Inhopg1"/>
             <w:tabs>
-              <w:tab w:val="right" w:leader="dot" w:pos="9062"/>
+              <w:tab w:val="right" w:leader="dot" w:pos="9123"/>
             </w:tabs>
-            <w:rPr>
-              <w:noProof/>
-            </w:rPr>
           </w:pPr>
-          <w:hyperlink w:anchor="_Toc218710733" w:history="1">
-            <w:r>
-              <w:rPr>
-                <w:rStyle w:val="Hyperlink"/>
-                <w:noProof/>
-              </w:rPr>
+          <w:hyperlink w:anchor="_Toc2273">
+            <w:r>
               <w:t>Visualisatie van de gekozen data</w:t>
             </w:r>
             <w:r>
-              <w:rPr>
-                <w:noProof/>
-                <w:webHidden/>
-              </w:rPr>
               <w:tab/>
             </w:r>
             <w:r>
-              <w:rPr>
-                <w:noProof/>
-                <w:webHidden/>
-              </w:rPr>
               <w:fldChar w:fldCharType="begin"/>
             </w:r>
             <w:r>
-              <w:rPr>
-                <w:noProof/>
-                <w:webHidden/>
-              </w:rPr>
-              <w:instrText xml:space="preserve"> PAGEREF _Toc218710733 \h </w:instrText>
-            </w:r>
-            <w:r>
-              <w:rPr>
-                <w:noProof/>
-                <w:webHidden/>
-              </w:rPr>
-            </w:r>
-            <w:r>
-              <w:rPr>
-                <w:noProof/>
-                <w:webHidden/>
-              </w:rPr>
+              <w:instrText>PAGEREF _Toc2273 \h</w:instrText>
+            </w:r>
+            <w:r>
               <w:fldChar w:fldCharType="separate"/>
             </w:r>
             <w:r>
-              <w:rPr>
-                <w:noProof/>
-                <w:webHidden/>
-              </w:rPr>
-              <w:t>6</w:t>
-            </w:r>
-            <w:r>
-              <w:rPr>
-                <w:noProof/>
-                <w:webHidden/>
-              </w:rPr>
+              <w:t xml:space="preserve">6 </w:t>
+            </w:r>
+            <w:r>
               <w:fldChar w:fldCharType="end"/>
             </w:r>
           </w:hyperlink>
@@ -335,250 +211,619 @@
           <w:pPr>
             <w:pStyle w:val="Inhopg1"/>
             <w:tabs>
-              <w:tab w:val="right" w:leader="dot" w:pos="9062"/>
+              <w:tab w:val="right" w:leader="dot" w:pos="9123"/>
             </w:tabs>
-            <w:rPr>
-              <w:noProof/>
-            </w:rPr>
           </w:pPr>
-          <w:hyperlink w:anchor="_Toc218710734" w:history="1">
-            <w:r>
-              <w:rPr>
-                <w:rStyle w:val="Hyperlink"/>
-                <w:noProof/>
-              </w:rPr>
+          <w:hyperlink w:anchor="_Toc2274">
+            <w:r>
               <w:t>Conclusies</w:t>
             </w:r>
             <w:r>
-              <w:rPr>
-                <w:noProof/>
-                <w:webHidden/>
-              </w:rPr>
               <w:tab/>
             </w:r>
             <w:r>
-              <w:rPr>
-                <w:noProof/>
-                <w:webHidden/>
-              </w:rPr>
               <w:fldChar w:fldCharType="begin"/>
             </w:r>
             <w:r>
-              <w:rPr>
-                <w:noProof/>
-                <w:webHidden/>
-              </w:rPr>
-              <w:instrText xml:space="preserve"> PAGEREF _Toc218710734 \h </w:instrText>
-            </w:r>
-            <w:r>
-              <w:rPr>
-                <w:noProof/>
-                <w:webHidden/>
-              </w:rPr>
-            </w:r>
-            <w:r>
-              <w:rPr>
-                <w:noProof/>
-                <w:webHidden/>
-              </w:rPr>
+              <w:instrText>PAGEREF _Toc2274 \h</w:instrText>
+            </w:r>
+            <w:r>
               <w:fldChar w:fldCharType="separate"/>
             </w:r>
             <w:r>
-              <w:rPr>
-                <w:noProof/>
-                <w:webHidden/>
-              </w:rPr>
-              <w:t>6</w:t>
-            </w:r>
-            <w:r>
-              <w:rPr>
-                <w:noProof/>
-                <w:webHidden/>
-              </w:rPr>
+              <w:t xml:space="preserve">6 </w:t>
+            </w:r>
+            <w:r>
               <w:fldChar w:fldCharType="end"/>
             </w:r>
           </w:hyperlink>
         </w:p>
         <w:p>
           <w:r>
-            <w:rPr>
-              <w:b/>
-              <w:bCs/>
-            </w:rPr>
             <w:fldChar w:fldCharType="end"/>
           </w:r>
         </w:p>
       </w:sdtContent>
     </w:sdt>
-    <w:p/>
-    <w:p/>
-    <w:p/>
-    <w:p/>
-    <w:p/>
-    <w:p/>
-    <w:p/>
-    <w:p/>
-    <w:p/>
-    <w:p/>
-    <w:p/>
-    <w:p/>
-    <w:p/>
-    <w:p/>
-    <w:p/>
-    <w:p/>
-    <w:p/>
-    <w:p/>
-    <w:p/>
-    <w:p/>
-    <w:p/>
-    <w:p/>
+    <w:p>
+      <w:pPr>
+        <w:spacing w:after="179" w:line="259" w:lineRule="auto"/>
+        <w:ind w:left="0" w:right="0" w:firstLine="0"/>
+      </w:pPr>
+      <w:r>
+        <w:t xml:space="preserve"> </w:t>
+      </w:r>
+    </w:p>
+    <w:p>
+      <w:pPr>
+        <w:spacing w:after="184" w:line="259" w:lineRule="auto"/>
+        <w:ind w:left="0" w:right="0" w:firstLine="0"/>
+      </w:pPr>
+      <w:r>
+        <w:t xml:space="preserve"> </w:t>
+      </w:r>
+    </w:p>
+    <w:p>
+      <w:pPr>
+        <w:spacing w:after="184" w:line="259" w:lineRule="auto"/>
+        <w:ind w:left="0" w:right="0" w:firstLine="0"/>
+      </w:pPr>
+      <w:r>
+        <w:t xml:space="preserve"> </w:t>
+      </w:r>
+    </w:p>
+    <w:p>
+      <w:pPr>
+        <w:spacing w:after="184" w:line="259" w:lineRule="auto"/>
+        <w:ind w:left="0" w:right="0" w:firstLine="0"/>
+      </w:pPr>
+      <w:r>
+        <w:t xml:space="preserve"> </w:t>
+      </w:r>
+    </w:p>
+    <w:p>
+      <w:pPr>
+        <w:spacing w:after="184" w:line="259" w:lineRule="auto"/>
+        <w:ind w:left="0" w:right="0" w:firstLine="0"/>
+      </w:pPr>
+      <w:r>
+        <w:t xml:space="preserve"> </w:t>
+      </w:r>
+    </w:p>
+    <w:p>
+      <w:pPr>
+        <w:spacing w:after="184" w:line="259" w:lineRule="auto"/>
+        <w:ind w:left="0" w:right="0" w:firstLine="0"/>
+      </w:pPr>
+      <w:r>
+        <w:t xml:space="preserve"> </w:t>
+      </w:r>
+    </w:p>
+    <w:p>
+      <w:pPr>
+        <w:spacing w:after="184" w:line="259" w:lineRule="auto"/>
+        <w:ind w:left="0" w:right="0" w:firstLine="0"/>
+      </w:pPr>
+      <w:r>
+        <w:t xml:space="preserve"> </w:t>
+      </w:r>
+    </w:p>
+    <w:p>
+      <w:pPr>
+        <w:spacing w:after="179" w:line="259" w:lineRule="auto"/>
+        <w:ind w:left="0" w:right="0" w:firstLine="0"/>
+      </w:pPr>
+      <w:r>
+        <w:t xml:space="preserve"> </w:t>
+      </w:r>
+    </w:p>
+    <w:p>
+      <w:pPr>
+        <w:spacing w:after="184" w:line="259" w:lineRule="auto"/>
+        <w:ind w:left="0" w:right="0" w:firstLine="0"/>
+      </w:pPr>
+      <w:r>
+        <w:t xml:space="preserve"> </w:t>
+      </w:r>
+    </w:p>
+    <w:p>
+      <w:pPr>
+        <w:spacing w:after="184" w:line="259" w:lineRule="auto"/>
+        <w:ind w:left="0" w:right="0" w:firstLine="0"/>
+      </w:pPr>
+      <w:r>
+        <w:t xml:space="preserve"> </w:t>
+      </w:r>
+    </w:p>
+    <w:p>
+      <w:pPr>
+        <w:spacing w:after="184" w:line="259" w:lineRule="auto"/>
+        <w:ind w:left="0" w:right="0" w:firstLine="0"/>
+      </w:pPr>
+      <w:r>
+        <w:t xml:space="preserve"> </w:t>
+      </w:r>
+    </w:p>
+    <w:p>
+      <w:pPr>
+        <w:spacing w:after="184" w:line="259" w:lineRule="auto"/>
+        <w:ind w:left="0" w:right="0" w:firstLine="0"/>
+      </w:pPr>
+      <w:r>
+        <w:t xml:space="preserve"> </w:t>
+      </w:r>
+    </w:p>
+    <w:p>
+      <w:pPr>
+        <w:spacing w:after="184" w:line="259" w:lineRule="auto"/>
+        <w:ind w:left="0" w:right="0" w:firstLine="0"/>
+      </w:pPr>
+      <w:r>
+        <w:t xml:space="preserve"> </w:t>
+      </w:r>
+    </w:p>
+    <w:p>
+      <w:pPr>
+        <w:spacing w:after="184" w:line="259" w:lineRule="auto"/>
+        <w:ind w:left="0" w:right="0" w:firstLine="0"/>
+      </w:pPr>
+      <w:r>
+        <w:t xml:space="preserve"> </w:t>
+      </w:r>
+    </w:p>
+    <w:p>
+      <w:pPr>
+        <w:spacing w:after="184" w:line="259" w:lineRule="auto"/>
+        <w:ind w:left="0" w:right="0" w:firstLine="0"/>
+      </w:pPr>
+      <w:r>
+        <w:t xml:space="preserve"> </w:t>
+      </w:r>
+    </w:p>
+    <w:p>
+      <w:pPr>
+        <w:spacing w:after="179" w:line="259" w:lineRule="auto"/>
+        <w:ind w:left="0" w:right="0" w:firstLine="0"/>
+      </w:pPr>
+      <w:r>
+        <w:t xml:space="preserve"> </w:t>
+      </w:r>
+    </w:p>
+    <w:p>
+      <w:pPr>
+        <w:spacing w:after="184" w:line="259" w:lineRule="auto"/>
+        <w:ind w:left="0" w:right="0" w:firstLine="0"/>
+      </w:pPr>
+      <w:r>
+        <w:t xml:space="preserve"> </w:t>
+      </w:r>
+    </w:p>
+    <w:p>
+      <w:pPr>
+        <w:spacing w:after="184" w:line="259" w:lineRule="auto"/>
+        <w:ind w:left="0" w:right="0" w:firstLine="0"/>
+      </w:pPr>
+      <w:r>
+        <w:t xml:space="preserve"> </w:t>
+      </w:r>
+    </w:p>
     <w:p>
       <w:pPr>
         <w:pStyle w:val="Kop1"/>
-      </w:pPr>
-      <w:bookmarkStart w:id="0" w:name="_Toc218710730"/>
-      <w:r>
-        <w:t>Doel en keuze targetvariabele</w:t>
+        <w:ind w:left="-5"/>
+      </w:pPr>
+      <w:bookmarkStart w:id="0" w:name="_Toc2270"/>
+      <w:r>
+        <w:lastRenderedPageBreak/>
+        <w:t xml:space="preserve">Doel en keuze targetvariabele </w:t>
       </w:r>
       <w:bookmarkEnd w:id="0"/>
     </w:p>
     <w:p>
-      <w:r>
-        <w:t>We willen het dagelijkse energieverbruik van</w:t>
-      </w:r>
-      <w:r>
-        <w:t xml:space="preserve"> onze gebruikers kunnen voorspellen zodat gebruikers van onze app(verhuurders) alvast kunnen inschatten wat hun kosten zijn. Hier nemen ze een groot voordeel uit omdat onze verhuurders dan kunnen plannen waarop ze misschien moeten besparen.</w:t>
-      </w:r>
-    </w:p>
-    <w:p>
-      <w:r>
-        <w:t>Waarom lineaire regressie? Omdat energie verbruik voornamelijk gedaan wordt door verwarming, wat een lineaire</w:t>
-      </w:r>
-      <w:r>
-        <w:t xml:space="preserve"> verband heeft met de temperatuur zonder verwarming.</w:t>
-      </w:r>
-    </w:p>
-    <w:p/>
+      <w:pPr>
+        <w:spacing w:after="534" w:line="259" w:lineRule="auto"/>
+        <w:ind w:left="0" w:right="0" w:firstLine="0"/>
+      </w:pPr>
+      <w:r>
+        <w:t xml:space="preserve">Het doel van </w:t>
+      </w:r>
+      <w:r>
+        <w:t xml:space="preserve">het AI gedeelte van het </w:t>
+      </w:r>
+      <w:r>
+        <w:t xml:space="preserve">project is het voorspellen van het dagelijkse energieverbruik van een woning. Deze voorspelling is bedoeld voor gebruikers van de app, zoals verhuurders van </w:t>
+      </w:r>
+      <w:r>
+        <w:t>huizen</w:t>
+      </w:r>
+      <w:r>
+        <w:t>. Door</w:t>
+      </w:r>
+      <w:r>
+        <w:t xml:space="preserve"> een voorspelling kunnen ze</w:t>
+      </w:r>
+      <w:r>
+        <w:t xml:space="preserve"> v</w:t>
+      </w:r>
+      <w:r>
+        <w:t>an tevoren</w:t>
+      </w:r>
+      <w:r>
+        <w:t xml:space="preserve"> een inschatting</w:t>
+      </w:r>
+      <w:r>
+        <w:t xml:space="preserve"> </w:t>
+      </w:r>
+      <w:r>
+        <w:t>maken van het energieverbruik</w:t>
+      </w:r>
+      <w:r>
+        <w:t xml:space="preserve"> en </w:t>
+      </w:r>
+      <w:r>
+        <w:t>kunnen verhuurders beter hun kosten plannen en</w:t>
+      </w:r>
+      <w:r>
+        <w:t xml:space="preserve"> misschien zelfs acties</w:t>
+      </w:r>
+      <w:r>
+        <w:t xml:space="preserve"> nemen om energie te besparen.</w:t>
+      </w:r>
+      <w:r>
+        <w:t xml:space="preserve"> We hebben</w:t>
+      </w:r>
+      <w:r>
+        <w:t xml:space="preserve"> gekozen </w:t>
+      </w:r>
+      <w:r>
+        <w:t xml:space="preserve">voor </w:t>
+      </w:r>
+      <w:r>
+        <w:t>targetvariabele:</w:t>
+      </w:r>
+    </w:p>
+    <w:p>
+      <w:pPr>
+        <w:spacing w:after="534" w:line="259" w:lineRule="auto"/>
+        <w:ind w:left="0" w:right="0" w:firstLine="0"/>
+      </w:pPr>
+      <w:r>
+        <w:rPr>
+          <w:b/>
+          <w:bCs/>
+        </w:rPr>
+        <w:t>-</w:t>
+      </w:r>
+      <w:r>
+        <w:t xml:space="preserve">Dagelijks energieverbruik </w:t>
+      </w:r>
+      <w:r>
+        <w:t xml:space="preserve">in </w:t>
+      </w:r>
+      <w:proofErr w:type="spellStart"/>
+      <w:r>
+        <w:t>kwh</w:t>
+      </w:r>
+      <w:proofErr w:type="spellEnd"/>
+    </w:p>
+    <w:p>
+      <w:pPr>
+        <w:spacing w:after="534" w:line="259" w:lineRule="auto"/>
+        <w:ind w:left="0" w:right="0" w:firstLine="0"/>
+      </w:pPr>
+      <w:r>
+        <w:t>Deze variabele is logisch om te voorspellen, omdat energieverbruik</w:t>
+      </w:r>
+      <w:r>
+        <w:t>=</w:t>
+      </w:r>
+      <w:r>
+        <w:t xml:space="preserve">kosten. </w:t>
+      </w:r>
+      <w:r>
+        <w:t xml:space="preserve">Ook veranderd </w:t>
+      </w:r>
+      <w:r>
+        <w:t xml:space="preserve">energieverbruik door </w:t>
+      </w:r>
+      <w:r>
+        <w:t>dingen</w:t>
+      </w:r>
+      <w:r>
+        <w:t xml:space="preserve"> zoals temperatuur, wat het </w:t>
+      </w:r>
+      <w:r>
+        <w:t>een top variabele</w:t>
+      </w:r>
+      <w:r>
+        <w:t xml:space="preserve"> maa</w:t>
+      </w:r>
+      <w:r>
+        <w:t>kt voor een voorspelling.</w:t>
+      </w:r>
+    </w:p>
+    <w:p>
+      <w:pPr>
+        <w:spacing w:after="534" w:line="259" w:lineRule="auto"/>
+        <w:ind w:left="0" w:right="0" w:firstLine="0"/>
+      </w:pPr>
+      <w:r>
+        <w:t>Waarom lineaire regressie?</w:t>
+      </w:r>
+    </w:p>
+    <w:p>
+      <w:pPr>
+        <w:spacing w:after="534" w:line="259" w:lineRule="auto"/>
+        <w:ind w:left="0" w:right="0" w:firstLine="0"/>
+      </w:pPr>
+      <w:r>
+        <w:t>We hebben</w:t>
+      </w:r>
+      <w:r>
+        <w:t xml:space="preserve"> gekozen voor lineaire regressie omdat een groot deel va</w:t>
+      </w:r>
+      <w:r>
+        <w:t>n</w:t>
+      </w:r>
+      <w:r>
+        <w:t xml:space="preserve"> </w:t>
+      </w:r>
+      <w:r>
+        <w:t xml:space="preserve">het </w:t>
+      </w:r>
+      <w:r>
+        <w:t xml:space="preserve">energieverbruik </w:t>
+      </w:r>
+      <w:r>
+        <w:t>komt door</w:t>
+      </w:r>
+      <w:r>
+        <w:t xml:space="preserve"> </w:t>
+      </w:r>
+      <w:r>
+        <w:t xml:space="preserve">de </w:t>
+      </w:r>
+      <w:r>
+        <w:t>verwarming</w:t>
+      </w:r>
+      <w:r>
+        <w:t xml:space="preserve"> van het huis</w:t>
+      </w:r>
+      <w:r>
+        <w:t>. Verwarming heeft een ongeveer lineair verband met de buitentemperatuur:</w:t>
+      </w:r>
+    </w:p>
+    <w:p>
+      <w:pPr>
+        <w:spacing w:after="534" w:line="259" w:lineRule="auto"/>
+        <w:ind w:right="0"/>
+      </w:pPr>
+      <w:r>
+        <w:t>-</w:t>
+      </w:r>
+      <w:r>
+        <w:t xml:space="preserve">Hoe kouder het buiten is, hoe meer energie er nodig is om </w:t>
+      </w:r>
+      <w:r>
+        <w:t>het huis</w:t>
+      </w:r>
+      <w:r>
+        <w:t xml:space="preserve"> te verwarmen</w:t>
+      </w:r>
+    </w:p>
+    <w:p>
+      <w:pPr>
+        <w:spacing w:after="534" w:line="259" w:lineRule="auto"/>
+        <w:ind w:right="0"/>
+      </w:pPr>
+      <w:r>
+        <w:t>-</w:t>
+      </w:r>
+      <w:r>
+        <w:t>Hoe warmer het buiten is, hoe lager het energieverbruik</w:t>
+      </w:r>
+    </w:p>
+    <w:p>
+      <w:pPr>
+        <w:spacing w:after="534" w:line="259" w:lineRule="auto"/>
+        <w:ind w:left="0" w:right="0" w:firstLine="0"/>
+      </w:pPr>
+      <w:r>
+        <w:t>Hierdoor is lineaire regressie een g</w:t>
+      </w:r>
+      <w:r>
+        <w:t>oede methode om te visualiseren</w:t>
+      </w:r>
+    </w:p>
+    <w:p>
+      <w:pPr>
+        <w:spacing w:after="534" w:line="259" w:lineRule="auto"/>
+        <w:ind w:left="0" w:right="0" w:firstLine="0"/>
+      </w:pPr>
+      <w:r>
+        <w:t xml:space="preserve"> </w:t>
+      </w:r>
+    </w:p>
+    <w:p>
+      <w:pPr>
+        <w:spacing w:after="0" w:line="259" w:lineRule="auto"/>
+        <w:ind w:left="0" w:right="0" w:firstLine="0"/>
+      </w:pPr>
+      <w:r>
+        <w:rPr>
+          <w:color w:val="0F4761"/>
+          <w:sz w:val="40"/>
+        </w:rPr>
+        <w:t xml:space="preserve"> </w:t>
+      </w:r>
+    </w:p>
+    <w:p>
+      <w:pPr>
+        <w:spacing w:after="184" w:line="259" w:lineRule="auto"/>
+        <w:ind w:left="0" w:right="0" w:firstLine="0"/>
+      </w:pPr>
+      <w:r>
+        <w:t xml:space="preserve"> </w:t>
+      </w:r>
+    </w:p>
+    <w:p>
+      <w:pPr>
+        <w:spacing w:after="184" w:line="259" w:lineRule="auto"/>
+        <w:ind w:left="0" w:right="0" w:firstLine="0"/>
+      </w:pPr>
+      <w:r>
+        <w:t xml:space="preserve"> </w:t>
+      </w:r>
+    </w:p>
+    <w:p>
+      <w:pPr>
+        <w:spacing w:after="534" w:line="259" w:lineRule="auto"/>
+        <w:ind w:left="0" w:right="0" w:firstLine="0"/>
+      </w:pPr>
+      <w:r>
+        <w:t xml:space="preserve"> </w:t>
+      </w:r>
+    </w:p>
+    <w:p>
+      <w:pPr>
+        <w:spacing w:after="398" w:line="259" w:lineRule="auto"/>
+        <w:ind w:left="0" w:right="0" w:firstLine="0"/>
+      </w:pPr>
+      <w:r>
+        <w:rPr>
+          <w:color w:val="0F4761"/>
+          <w:sz w:val="40"/>
+        </w:rPr>
+        <w:t xml:space="preserve">  </w:t>
+      </w:r>
+    </w:p>
     <w:p>
       <w:pPr>
         <w:pStyle w:val="Kop1"/>
-      </w:pPr>
-    </w:p>
-    <w:p/>
-    <w:p/>
-    <w:p/>
-    <w:p>
-      <w:pPr>
-        <w:pStyle w:val="Kop1"/>
-      </w:pPr>
-    </w:p>
-    <w:p>
-      <w:pPr>
-        <w:pStyle w:val="Kop1"/>
-      </w:pPr>
-    </w:p>
-    <w:p>
-      <w:pPr>
-        <w:pStyle w:val="Kop1"/>
-      </w:pPr>
-      <w:bookmarkStart w:id="1" w:name="_Toc218710731"/>
-      <w:r>
-        <w:t>Keuze featurevariabele</w:t>
+        <w:ind w:left="-5"/>
+      </w:pPr>
+      <w:bookmarkStart w:id="1" w:name="_Toc2271"/>
+      <w:r>
+        <w:lastRenderedPageBreak/>
+        <w:t xml:space="preserve">Keuze featurevariabele </w:t>
       </w:r>
       <w:bookmarkEnd w:id="1"/>
     </w:p>
     <w:p>
-      <w:r>
-        <w:t>Er waren twee opties die we hadden voor onze feature variabele.</w:t>
-      </w:r>
-    </w:p>
-    <w:p>
-      <w:pPr>
-        <w:pStyle w:val="Lijstalinea"/>
-        <w:numPr>
-          <w:ilvl w:val="0"/>
-          <w:numId w:val="1"/>
-        </w:numPr>
-      </w:pPr>
-      <w:r>
-        <w:t>Dagen</w:t>
-      </w:r>
-      <w:r>
-        <w:t>(1-32)</w:t>
-      </w:r>
-    </w:p>
-    <w:p>
-      <w:pPr>
-        <w:pStyle w:val="Lijstalinea"/>
-        <w:numPr>
-          <w:ilvl w:val="0"/>
-          <w:numId w:val="1"/>
-        </w:numPr>
-      </w:pPr>
-      <w:r>
-        <w:t>Temperatuur buiten</w:t>
-      </w:r>
-      <w:r>
-        <w:t>(°C)</w:t>
-      </w:r>
-    </w:p>
-    <w:p/>
-    <w:p>
-      <w:r>
-        <w:t xml:space="preserve">De correlaties die deze hebben op onze targetvariabele hebben we berekent doormiddel van de </w:t>
-      </w:r>
-      <w:proofErr w:type="spellStart"/>
-      <w:r>
-        <w:t>pearsons</w:t>
-      </w:r>
-      <w:proofErr w:type="spellEnd"/>
-      <w:r>
-        <w:t xml:space="preserve"> correlatie. Hierbij een screenshot van onze code en </w:t>
-      </w:r>
-      <w:proofErr w:type="spellStart"/>
-      <w:r>
-        <w:t>resulaat</w:t>
-      </w:r>
-      <w:proofErr w:type="spellEnd"/>
+      <w:pPr>
+        <w:spacing w:after="196"/>
+        <w:ind w:left="-5" w:right="37"/>
+      </w:pPr>
+      <w:r>
+        <w:t xml:space="preserve">Voor het voorspellen zijn twee mogelijke featurevariabelen </w:t>
+      </w:r>
+      <w:r>
+        <w:t>bekeken</w:t>
+      </w:r>
+      <w:r>
+        <w:t>:</w:t>
+      </w:r>
+    </w:p>
+    <w:p>
+      <w:pPr>
+        <w:spacing w:after="196"/>
+        <w:ind w:right="37"/>
+      </w:pPr>
+      <w:r>
+        <w:t>-</w:t>
+      </w:r>
+      <w:r>
+        <w:t>Dagen(1–32)</w:t>
+      </w:r>
+    </w:p>
+    <w:p>
+      <w:pPr>
+        <w:spacing w:after="196"/>
+        <w:ind w:right="37"/>
+      </w:pPr>
+      <w:r>
+        <w:t>-</w:t>
+      </w:r>
+      <w:r>
+        <w:t>Buitentemperatuur (°C)</w:t>
+      </w:r>
+    </w:p>
+    <w:p>
+      <w:pPr>
+        <w:spacing w:after="196"/>
+        <w:ind w:left="-5" w:right="37"/>
+      </w:pPr>
+      <w:r>
+        <w:t xml:space="preserve">Om te bepalen welke featurevariabele het beste geschikt is, is gekeken naar de correlatie tussen deze variabelen en het energieverbruik. </w:t>
+      </w:r>
+      <w:r>
+        <w:t xml:space="preserve">We hebben </w:t>
+      </w:r>
+      <w:r>
+        <w:t>gebruikgemaakt van de Pearson-correlatie</w:t>
+      </w:r>
+      <w:r>
+        <w:t xml:space="preserve"> </w:t>
+      </w:r>
+      <w:r>
+        <w:t xml:space="preserve">die </w:t>
+      </w:r>
+      <w:r>
+        <w:t xml:space="preserve">laat zien </w:t>
+      </w:r>
+      <w:r>
+        <w:t xml:space="preserve">hoe sterk en in welke richting </w:t>
+      </w:r>
+      <w:r>
+        <w:t xml:space="preserve">de </w:t>
+      </w:r>
+      <w:r>
+        <w:t xml:space="preserve">twee variabelen </w:t>
+      </w:r>
+      <w:r>
+        <w:t>samenhangen</w:t>
+      </w:r>
       <w:r>
         <w:t>.</w:t>
       </w:r>
     </w:p>
-    <w:p/>
-    <w:p>
-      <w:pPr>
+    <w:p>
+      <w:pPr>
+        <w:spacing w:after="196"/>
+        <w:ind w:left="-5" w:right="37"/>
+      </w:pPr>
+      <w:r>
+        <w:t>Hier zijn screenshots te zien</w:t>
+      </w:r>
+      <w:r>
+        <w:t>:</w:t>
+      </w:r>
+    </w:p>
+    <w:p>
+      <w:pPr>
+        <w:spacing w:after="119" w:line="259" w:lineRule="auto"/>
+        <w:ind w:left="0" w:right="0" w:firstLine="0"/>
+        <w:jc w:val="center"/>
+      </w:pPr>
+      <w:r>
         <w:rPr>
           <w:noProof/>
         </w:rPr>
-      </w:pPr>
-      <w:r>
-        <w:rPr>
-          <w:noProof/>
-        </w:rPr>
-        <w:lastRenderedPageBreak/>
         <w:drawing>
-          <wp:inline distT="0" distB="0" distL="0" distR="0" wp14:anchorId="1B6F5115" wp14:editId="44996CE3">
+          <wp:inline distT="0" distB="0" distL="0" distR="0" wp14:anchorId="459E80E9" wp14:editId="3ECFEC82">
             <wp:extent cx="5760720" cy="3843020"/>
-            <wp:effectExtent l="0" t="0" r="0" b="5080"/>
-            <wp:docPr id="47591844" name="Afbeelding 6" descr="Afbeelding met tekst, schermopname, lijn, Perceel&#10;&#10;Door AI gegenereerde inhoud is mogelijk onjuist."/>
-            <wp:cNvGraphicFramePr>
-              <a:graphicFrameLocks xmlns:a="http://schemas.openxmlformats.org/drawingml/2006/main" noChangeAspect="1"/>
-            </wp:cNvGraphicFramePr>
+            <wp:effectExtent l="0" t="0" r="0" b="0"/>
+            <wp:docPr id="136" name="Picture 136" descr="Afbeelding met tekst, schermopname, lijn, Perceel&#10;&#10;Door AI gegenereerde inhoud is mogelijk onjuist."/>
+            <wp:cNvGraphicFramePr/>
             <a:graphic xmlns:a="http://schemas.openxmlformats.org/drawingml/2006/main">
               <a:graphicData uri="http://schemas.openxmlformats.org/drawingml/2006/picture">
                 <pic:pic xmlns:pic="http://schemas.openxmlformats.org/drawingml/2006/picture">
                   <pic:nvPicPr>
-                    <pic:cNvPr id="47591844" name="Afbeelding 6" descr="Afbeelding met tekst, schermopname, lijn, Perceel&#10;&#10;Door AI gegenereerde inhoud is mogelijk onjuist."/>
+                    <pic:cNvPr id="136" name="Picture 136" descr="Afbeelding met tekst, schermopname, lijn, Perceel&#10;&#10;Door AI gegenereerde inhoud is mogelijk onjuist."/>
                     <pic:cNvPicPr/>
                   </pic:nvPicPr>
                   <pic:blipFill>
-                    <a:blip r:embed="rId5">
-                      <a:extLst>
-                        <a:ext uri="{28A0092B-C50C-407E-A947-70E740481C1C}">
-                          <a14:useLocalDpi xmlns:a14="http://schemas.microsoft.com/office/drawing/2010/main" val="0"/>
-                        </a:ext>
-                      </a:extLst>
-                    </a:blip>
+                    <a:blip r:embed="rId5"/>
                     <a:stretch>
                       <a:fillRect/>
                     </a:stretch>
@@ -598,210 +843,201 @@
           </wp:inline>
         </w:drawing>
       </w:r>
-    </w:p>
-    <w:p>
-      <w:pPr>
+      <w:r>
+        <w:t xml:space="preserve"> </w:t>
+      </w:r>
+    </w:p>
+    <w:p>
+      <w:pPr>
+        <w:pStyle w:val="Kop2"/>
+        <w:spacing w:after="0"/>
+        <w:ind w:left="-5"/>
+      </w:pPr>
+      <w:r>
+        <w:t xml:space="preserve">Spreidingsdiagram energieverbruik </w:t>
+      </w:r>
+      <w:proofErr w:type="spellStart"/>
+      <w:r>
+        <w:t>vs</w:t>
+      </w:r>
+      <w:proofErr w:type="spellEnd"/>
+      <w:r>
+        <w:t xml:space="preserve"> temperatuur </w:t>
+      </w:r>
+      <w:r>
+        <w:br w:type="page"/>
+      </w:r>
+    </w:p>
+    <w:p>
+      <w:pPr>
+        <w:spacing w:after="114" w:line="259" w:lineRule="auto"/>
+        <w:ind w:left="0" w:right="0" w:firstLine="0"/>
+        <w:jc w:val="right"/>
+      </w:pPr>
+      <w:r>
         <w:rPr>
-          <w:rStyle w:val="Subtielebenadrukking"/>
+          <w:noProof/>
+          <w:sz w:val="22"/>
         </w:rPr>
-      </w:pPr>
-      <w:r>
-        <w:rPr>
-          <w:rStyle w:val="Subtielebenadrukking"/>
-        </w:rPr>
-        <w:t xml:space="preserve">Spreidingsdiagram energieverbruik </w:t>
+        <w:lastRenderedPageBreak/>
+        <mc:AlternateContent>
+          <mc:Choice Requires="wpg">
+            <w:drawing>
+              <wp:inline distT="0" distB="0" distL="0" distR="0" wp14:anchorId="41952E6F" wp14:editId="132329ED">
+                <wp:extent cx="5760720" cy="6484874"/>
+                <wp:effectExtent l="0" t="0" r="0" b="0"/>
+                <wp:docPr id="1730" name="Group 1730"/>
+                <wp:cNvGraphicFramePr/>
+                <a:graphic xmlns:a="http://schemas.openxmlformats.org/drawingml/2006/main">
+                  <a:graphicData uri="http://schemas.microsoft.com/office/word/2010/wordprocessingGroup">
+                    <wpg:wgp>
+                      <wpg:cNvGrpSpPr/>
+                      <wpg:grpSpPr>
+                        <a:xfrm>
+                          <a:off x="0" y="0"/>
+                          <a:ext cx="5760720" cy="6484874"/>
+                          <a:chOff x="0" y="0"/>
+                          <a:chExt cx="5760720" cy="6484874"/>
+                        </a:xfrm>
+                      </wpg:grpSpPr>
+                      <pic:pic xmlns:pic="http://schemas.openxmlformats.org/drawingml/2006/picture">
+                        <pic:nvPicPr>
+                          <pic:cNvPr id="149" name="Picture 149"/>
+                          <pic:cNvPicPr/>
+                        </pic:nvPicPr>
+                        <pic:blipFill>
+                          <a:blip r:embed="rId6"/>
+                          <a:stretch>
+                            <a:fillRect/>
+                          </a:stretch>
+                        </pic:blipFill>
+                        <pic:spPr>
+                          <a:xfrm>
+                            <a:off x="0" y="0"/>
+                            <a:ext cx="5760720" cy="3344545"/>
+                          </a:xfrm>
+                          <a:prstGeom prst="rect">
+                            <a:avLst/>
+                          </a:prstGeom>
+                        </pic:spPr>
+                      </pic:pic>
+                      <pic:pic xmlns:pic="http://schemas.openxmlformats.org/drawingml/2006/picture">
+                        <pic:nvPicPr>
+                          <pic:cNvPr id="151" name="Picture 151"/>
+                          <pic:cNvPicPr/>
+                        </pic:nvPicPr>
+                        <pic:blipFill>
+                          <a:blip r:embed="rId7"/>
+                          <a:stretch>
+                            <a:fillRect/>
+                          </a:stretch>
+                        </pic:blipFill>
+                        <pic:spPr>
+                          <a:xfrm>
+                            <a:off x="0" y="3382264"/>
+                            <a:ext cx="5760720" cy="3102610"/>
+                          </a:xfrm>
+                          <a:prstGeom prst="rect">
+                            <a:avLst/>
+                          </a:prstGeom>
+                        </pic:spPr>
+                      </pic:pic>
+                    </wpg:wgp>
+                  </a:graphicData>
+                </a:graphic>
+              </wp:inline>
+            </w:drawing>
+          </mc:Choice>
+          <mc:Fallback>
+            <w:pict>
+              <v:group w14:anchorId="25D4EADA" id="Group 1730" o:spid="_x0000_s1026" style="width:453.6pt;height:510.6pt;mso-position-horizontal-relative:char;mso-position-vertical-relative:line" coordsize="57607,64848" o:gfxdata="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">
+                <v:shapetype id="_x0000_t75" coordsize="21600,21600" o:spt="75" o:preferrelative="t" path="m@4@5l@4@11@9@11@9@5xe" filled="f" stroked="f">
+                  <v:stroke joinstyle="miter"/>
+                  <v:formulas>
+                    <v:f eqn="if lineDrawn pixelLineWidth 0"/>
+                    <v:f eqn="sum @0 1 0"/>
+                    <v:f eqn="sum 0 0 @1"/>
+                    <v:f eqn="prod @2 1 2"/>
+                    <v:f eqn="prod @3 21600 pixelWidth"/>
+                    <v:f eqn="prod @3 21600 pixelHeight"/>
+                    <v:f eqn="sum @0 0 1"/>
+                    <v:f eqn="prod @6 1 2"/>
+                    <v:f eqn="prod @7 21600 pixelWidth"/>
+                    <v:f eqn="sum @8 21600 0"/>
+                    <v:f eqn="prod @7 21600 pixelHeight"/>
+                    <v:f eqn="sum @10 21600 0"/>
+                  </v:formulas>
+                  <v:path o:extrusionok="f" gradientshapeok="t" o:connecttype="rect"/>
+                  <o:lock v:ext="edit" aspectratio="t"/>
+                </v:shapetype>
+                <v:shape id="Picture 149" o:spid="_x0000_s1027" type="#_x0000_t75" style="position:absolute;width:57607;height:33445;visibility:visible;mso-wrap-style:square" o:gfxdata="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">
+                  <v:imagedata r:id="rId8" o:title=""/>
+                </v:shape>
+                <v:shape id="Picture 151" o:spid="_x0000_s1028" type="#_x0000_t75" style="position:absolute;top:33822;width:57607;height:31026;visibility:visible;mso-wrap-style:square" o:gfxdata="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">
+                  <v:imagedata r:id="rId9" o:title=""/>
+                </v:shape>
+                <w10:anchorlock/>
+              </v:group>
+            </w:pict>
+          </mc:Fallback>
+        </mc:AlternateContent>
+      </w:r>
+      <w:r>
+        <w:t xml:space="preserve"> </w:t>
+      </w:r>
+    </w:p>
+    <w:p>
+      <w:pPr>
+        <w:pStyle w:val="Kop2"/>
+        <w:ind w:left="-5"/>
+      </w:pPr>
+      <w:r>
+        <w:t xml:space="preserve">Code </w:t>
       </w:r>
       <w:proofErr w:type="spellStart"/>
       <w:r>
-        <w:rPr>
-          <w:rStyle w:val="Subtielebenadrukking"/>
-        </w:rPr>
-        <w:t>vs</w:t>
+        <w:t>pearsoncorrelatie</w:t>
       </w:r>
       <w:proofErr w:type="spellEnd"/>
       <w:r>
-        <w:rPr>
-          <w:rStyle w:val="Subtielebenadrukking"/>
-        </w:rPr>
-        <w:t xml:space="preserve"> temperatuur</w:t>
-      </w:r>
-    </w:p>
-    <w:p>
-      <w:pPr>
-        <w:rPr>
-          <w:rStyle w:val="Subtielebenadrukking"/>
-        </w:rPr>
-      </w:pPr>
-    </w:p>
-    <w:p>
-      <w:pPr>
-        <w:rPr>
-          <w:rStyle w:val="Subtielebenadrukking"/>
-          <w:i w:val="0"/>
-          <w:iCs w:val="0"/>
-        </w:rPr>
-      </w:pPr>
-      <w:r>
-        <w:rPr>
-          <w:rStyle w:val="Subtielebenadrukking"/>
-          <w:i w:val="0"/>
-          <w:iCs w:val="0"/>
-        </w:rPr>
-        <w:t>Je ziet in het spreidingsdiagram weinig uitschieters en de datapunten zitten relatief dicht bij elkaar, ook neemt de spreiding net toe bij hogere/lagere temperaturen.</w:t>
-      </w:r>
-    </w:p>
-    <w:p>
+        <w:t xml:space="preserve"> temperatuur-energieverbruik/dagen-energieverbruik </w:t>
+      </w:r>
+    </w:p>
+    <w:p>
+      <w:pPr>
+        <w:spacing w:after="0" w:line="259" w:lineRule="auto"/>
+        <w:ind w:left="0" w:right="0" w:firstLine="0"/>
+      </w:pPr>
+      <w:r>
+        <w:t xml:space="preserve"> </w:t>
+      </w:r>
+    </w:p>
+    <w:p>
+      <w:pPr>
+        <w:spacing w:after="119" w:line="259" w:lineRule="auto"/>
+        <w:ind w:left="0" w:right="0" w:firstLine="0"/>
+        <w:jc w:val="right"/>
+      </w:pPr>
       <w:r>
         <w:rPr>
           <w:noProof/>
         </w:rPr>
         <w:lastRenderedPageBreak/>
         <w:drawing>
-          <wp:inline distT="0" distB="0" distL="0" distR="0" wp14:anchorId="7B2141DB" wp14:editId="2E484EB6">
-            <wp:extent cx="5760720" cy="3344545"/>
-            <wp:effectExtent l="0" t="0" r="0" b="8255"/>
-            <wp:docPr id="698160093" name="Afbeelding 1" descr="Afbeelding met tekst, schermopname, software, Multimediasoftware&#10;&#10;Door AI gegenereerde inhoud is mogelijk onjuist."/>
-            <wp:cNvGraphicFramePr>
-              <a:graphicFrameLocks xmlns:a="http://schemas.openxmlformats.org/drawingml/2006/main" noChangeAspect="1"/>
-            </wp:cNvGraphicFramePr>
+          <wp:inline distT="0" distB="0" distL="0" distR="0" wp14:anchorId="470C1528" wp14:editId="49B117F5">
+            <wp:extent cx="5760720" cy="2616200"/>
+            <wp:effectExtent l="0" t="0" r="0" b="0"/>
+            <wp:docPr id="189" name="Picture 189" descr="Afbeelding met tekst, schermopname&#10;&#10;Door AI gegenereerde inhoud is mogelijk onjuist."/>
+            <wp:cNvGraphicFramePr/>
             <a:graphic xmlns:a="http://schemas.openxmlformats.org/drawingml/2006/main">
               <a:graphicData uri="http://schemas.openxmlformats.org/drawingml/2006/picture">
                 <pic:pic xmlns:pic="http://schemas.openxmlformats.org/drawingml/2006/picture">
                   <pic:nvPicPr>
-                    <pic:cNvPr id="698160093" name="Afbeelding 1" descr="Afbeelding met tekst, schermopname, software, Multimediasoftware&#10;&#10;Door AI gegenereerde inhoud is mogelijk onjuist."/>
+                    <pic:cNvPr id="189" name="Picture 189" descr="Afbeelding met tekst, schermopname&#10;&#10;Door AI gegenereerde inhoud is mogelijk onjuist."/>
                     <pic:cNvPicPr/>
                   </pic:nvPicPr>
                   <pic:blipFill>
-                    <a:blip r:embed="rId6" cstate="print">
-                      <a:extLst>
-                        <a:ext uri="{28A0092B-C50C-407E-A947-70E740481C1C}">
-                          <a14:useLocalDpi xmlns:a14="http://schemas.microsoft.com/office/drawing/2010/main" val="0"/>
-                        </a:ext>
-                      </a:extLst>
-                    </a:blip>
-                    <a:stretch>
-                      <a:fillRect/>
-                    </a:stretch>
-                  </pic:blipFill>
-                  <pic:spPr>
-                    <a:xfrm>
-                      <a:off x="0" y="0"/>
-                      <a:ext cx="5760720" cy="3344545"/>
-                    </a:xfrm>
-                    <a:prstGeom prst="rect">
-                      <a:avLst/>
-                    </a:prstGeom>
-                  </pic:spPr>
-                </pic:pic>
-              </a:graphicData>
-            </a:graphic>
-          </wp:inline>
-        </w:drawing>
-      </w:r>
-      <w:r>
-        <w:rPr>
-          <w:noProof/>
-        </w:rPr>
-        <w:drawing>
-          <wp:inline distT="0" distB="0" distL="0" distR="0" wp14:anchorId="7AA70011" wp14:editId="45835B7B">
-            <wp:extent cx="5760720" cy="3102610"/>
-            <wp:effectExtent l="0" t="0" r="0" b="2540"/>
-            <wp:docPr id="1051180937" name="Afbeelding 2" descr="Afbeelding met tekst, schermopname, software, Multimediasoftware&#10;&#10;Door AI gegenereerde inhoud is mogelijk onjuist."/>
-            <wp:cNvGraphicFramePr>
-              <a:graphicFrameLocks xmlns:a="http://schemas.openxmlformats.org/drawingml/2006/main" noChangeAspect="1"/>
-            </wp:cNvGraphicFramePr>
-            <a:graphic xmlns:a="http://schemas.openxmlformats.org/drawingml/2006/main">
-              <a:graphicData uri="http://schemas.openxmlformats.org/drawingml/2006/picture">
-                <pic:pic xmlns:pic="http://schemas.openxmlformats.org/drawingml/2006/picture">
-                  <pic:nvPicPr>
-                    <pic:cNvPr id="1051180937" name="Afbeelding 2" descr="Afbeelding met tekst, schermopname, software, Multimediasoftware&#10;&#10;Door AI gegenereerde inhoud is mogelijk onjuist."/>
-                    <pic:cNvPicPr/>
-                  </pic:nvPicPr>
-                  <pic:blipFill>
-                    <a:blip r:embed="rId7" cstate="print">
-                      <a:extLst>
-                        <a:ext uri="{28A0092B-C50C-407E-A947-70E740481C1C}">
-                          <a14:useLocalDpi xmlns:a14="http://schemas.microsoft.com/office/drawing/2010/main" val="0"/>
-                        </a:ext>
-                      </a:extLst>
-                    </a:blip>
-                    <a:stretch>
-                      <a:fillRect/>
-                    </a:stretch>
-                  </pic:blipFill>
-                  <pic:spPr>
-                    <a:xfrm>
-                      <a:off x="0" y="0"/>
-                      <a:ext cx="5760720" cy="3102610"/>
-                    </a:xfrm>
-                    <a:prstGeom prst="rect">
-                      <a:avLst/>
-                    </a:prstGeom>
-                  </pic:spPr>
-                </pic:pic>
-              </a:graphicData>
-            </a:graphic>
-          </wp:inline>
-        </w:drawing>
-      </w:r>
-    </w:p>
-    <w:p>
-      <w:pPr>
-        <w:rPr>
-          <w:rStyle w:val="Subtielebenadrukking"/>
-        </w:rPr>
-      </w:pPr>
-      <w:r>
-        <w:rPr>
-          <w:rStyle w:val="Subtielebenadrukking"/>
-        </w:rPr>
-        <w:t xml:space="preserve">Code </w:t>
-      </w:r>
-      <w:proofErr w:type="spellStart"/>
-      <w:r>
-        <w:rPr>
-          <w:rStyle w:val="Subtielebenadrukking"/>
-        </w:rPr>
-        <w:t>pearsoncorrelatie</w:t>
-      </w:r>
-      <w:proofErr w:type="spellEnd"/>
-      <w:r>
-        <w:rPr>
-          <w:rStyle w:val="Subtielebenadrukking"/>
-        </w:rPr>
-        <w:t xml:space="preserve"> temperatuur-energieverbruik/dagen-energieverbruik</w:t>
-      </w:r>
-    </w:p>
-    <w:p/>
-    <w:p>
-      <w:r>
-        <w:rPr>
-          <w:noProof/>
-        </w:rPr>
-        <w:lastRenderedPageBreak/>
-        <w:drawing>
-          <wp:inline distT="0" distB="0" distL="0" distR="0" wp14:anchorId="6BB75122" wp14:editId="5BD99704">
-            <wp:extent cx="5760720" cy="2616200"/>
-            <wp:effectExtent l="0" t="0" r="0" b="0"/>
-            <wp:docPr id="926781856" name="Afbeelding 3" descr="Afbeelding met tekst, schermopname&#10;&#10;Door AI gegenereerde inhoud is mogelijk onjuist."/>
-            <wp:cNvGraphicFramePr>
-              <a:graphicFrameLocks xmlns:a="http://schemas.openxmlformats.org/drawingml/2006/main" noChangeAspect="1"/>
-            </wp:cNvGraphicFramePr>
-            <a:graphic xmlns:a="http://schemas.openxmlformats.org/drawingml/2006/main">
-              <a:graphicData uri="http://schemas.openxmlformats.org/drawingml/2006/picture">
-                <pic:pic xmlns:pic="http://schemas.openxmlformats.org/drawingml/2006/picture">
-                  <pic:nvPicPr>
-                    <pic:cNvPr id="926781856" name="Afbeelding 3" descr="Afbeelding met tekst, schermopname&#10;&#10;Door AI gegenereerde inhoud is mogelijk onjuist."/>
-                    <pic:cNvPicPr/>
-                  </pic:nvPicPr>
-                  <pic:blipFill>
-                    <a:blip r:embed="rId8" cstate="print">
-                      <a:extLst>
-                        <a:ext uri="{28A0092B-C50C-407E-A947-70E740481C1C}">
-                          <a14:useLocalDpi xmlns:a14="http://schemas.microsoft.com/office/drawing/2010/main" val="0"/>
-                        </a:ext>
-                      </a:extLst>
-                    </a:blip>
+                    <a:blip r:embed="rId10"/>
                     <a:stretch>
                       <a:fillRect/>
                     </a:stretch>
@@ -821,119 +1057,328 @@
           </wp:inline>
         </w:drawing>
       </w:r>
-    </w:p>
-    <w:p>
-      <w:pPr>
-        <w:rPr>
-          <w:rStyle w:val="Subtielebenadrukking"/>
-        </w:rPr>
-      </w:pPr>
-      <w:r>
-        <w:rPr>
-          <w:rStyle w:val="Subtielebenadrukking"/>
-        </w:rPr>
-        <w:t>Resultaten berekening correlaties</w:t>
-      </w:r>
-    </w:p>
-    <w:p/>
+      <w:r>
+        <w:t xml:space="preserve"> </w:t>
+      </w:r>
+    </w:p>
+    <w:p>
+      <w:pPr>
+        <w:pStyle w:val="Kop2"/>
+        <w:ind w:left="-5"/>
+      </w:pPr>
+      <w:r>
+        <w:t xml:space="preserve">Resultaten berekening correlaties </w:t>
+      </w:r>
+    </w:p>
+    <w:p>
+      <w:pPr>
+        <w:spacing w:after="529" w:line="259" w:lineRule="auto"/>
+        <w:ind w:left="0" w:right="0" w:firstLine="0"/>
+      </w:pPr>
+      <w:r>
+        <w:t xml:space="preserve"> </w:t>
+      </w:r>
+    </w:p>
     <w:p>
       <w:pPr>
         <w:pStyle w:val="Kop1"/>
-      </w:pPr>
-      <w:bookmarkStart w:id="2" w:name="_Toc218710732"/>
-      <w:r>
-        <w:t>Welke featurevariabele?</w:t>
+        <w:ind w:left="-5"/>
+      </w:pPr>
+      <w:bookmarkStart w:id="2" w:name="_Toc2272"/>
+      <w:r>
+        <w:t xml:space="preserve">Welke featurevariabele? </w:t>
       </w:r>
       <w:bookmarkEnd w:id="2"/>
     </w:p>
     <w:p>
-      <w:r>
-        <w:t>Als antwoord voor welke featurevariabele we gaan nemen:</w:t>
-      </w:r>
-    </w:p>
-    <w:p>
-      <w:r>
-        <w:t>Wij kiezen voor buitentemperatuur omdat de negatieve correlatie tussen buitentemperatuur en energieverbruik meer verband heeft dan de correlatie tussen aantal dagen en energieverbruik,</w:t>
-      </w:r>
-      <w:r>
-        <w:t xml:space="preserve"> </w:t>
-      </w:r>
-      <w:r>
-        <w:t>De absolute waarde van de correlatie tussen buitentemperatuur en energieverbruik (r ≈ 0,99) is hoger dan die van dagen en energieverbruik (r ≈ 0,83), wat wijst op een sterker lineair verband.</w:t>
-      </w:r>
-      <w:r>
-        <w:t xml:space="preserve"> In de spreidingsdiagram zie je ook dat er al een negatieve </w:t>
-      </w:r>
-      <w:r>
-        <w:t>lineaire</w:t>
-      </w:r>
-      <w:r>
-        <w:t xml:space="preserve"> verband zit tussen buitentemperatuur en energieverbruik</w:t>
-      </w:r>
-      <w:r>
-        <w:t>. We verwachten ook dat de voorspelling wel gaat kloppen want als je erover nadenkt, als het buiten koud is ga je de verwarming aandoen, waardoor de energieverbruik ook gaat stijgen</w:t>
-      </w:r>
-      <w:r>
-        <w:t xml:space="preserve"> dus gaat er ook een lage fout komen.</w:t>
-      </w:r>
-    </w:p>
-    <w:p/>
-    <w:p/>
-    <w:p/>
-    <w:p/>
-    <w:p/>
-    <w:p/>
-    <w:p/>
-    <w:p/>
-    <w:p/>
-    <w:p/>
+      <w:pPr>
+        <w:ind w:left="-5" w:right="37"/>
+      </w:pPr>
+      <w:r>
+        <w:t>We hebben</w:t>
+      </w:r>
+      <w:r>
+        <w:t xml:space="preserve"> gekozen voor buitentemperatuur als featurevariabele.</w:t>
+      </w:r>
+    </w:p>
+    <w:p>
+      <w:pPr>
+        <w:ind w:left="-5" w:right="37"/>
+      </w:pPr>
+      <w:r>
+        <w:t>De Pearson</w:t>
+      </w:r>
+      <w:r>
+        <w:t xml:space="preserve"> </w:t>
+      </w:r>
+      <w:proofErr w:type="spellStart"/>
+      <w:r>
+        <w:t>c</w:t>
+      </w:r>
+      <w:r>
+        <w:t>correlatie</w:t>
+      </w:r>
+      <w:proofErr w:type="spellEnd"/>
+      <w:r>
+        <w:t xml:space="preserve"> tussen:</w:t>
+      </w:r>
+    </w:p>
+    <w:p>
+      <w:pPr>
+        <w:ind w:right="37"/>
+      </w:pPr>
+      <w:r>
+        <w:t>-</w:t>
+      </w:r>
+      <w:r>
+        <w:t>Buitentemperatuur en energieverbruik is sterk negatief</w:t>
+      </w:r>
+      <w:r>
+        <w:t xml:space="preserve"> </w:t>
+      </w:r>
+      <w:r>
+        <w:t>ongeveer -0,99</w:t>
+      </w:r>
+    </w:p>
+    <w:p>
+      <w:pPr>
+        <w:ind w:right="37"/>
+      </w:pPr>
+      <w:r>
+        <w:t>-</w:t>
+      </w:r>
+      <w:r>
+        <w:t xml:space="preserve">Dagen en energieverbruik is zwakker ongeveer +0,83 </w:t>
+      </w:r>
+      <w:r>
+        <w:t>tussen 0</w:t>
+      </w:r>
+    </w:p>
+    <w:p>
+      <w:pPr>
+        <w:ind w:left="-5" w:right="37"/>
+      </w:pPr>
+      <w:r>
+        <w:t>Het verschil tussen een correlatie van 0 en -0,99 is groter dan tussen 0 en +0,83</w:t>
+      </w:r>
+      <w:r>
+        <w:t xml:space="preserve"> d</w:t>
+      </w:r>
+      <w:r>
+        <w:t>it betekent dat buitentemperatuur een sterkere relatie heeft met energieverbruik dan het aantal dagen.</w:t>
+      </w:r>
+    </w:p>
+    <w:p>
+      <w:pPr>
+        <w:ind w:left="-5" w:right="37"/>
+      </w:pPr>
+      <w:r>
+        <w:t xml:space="preserve">Ook in het spreidingsdiagram is </w:t>
+      </w:r>
+      <w:r>
+        <w:t xml:space="preserve">wel </w:t>
+      </w:r>
+      <w:r>
+        <w:t>duidelijk te zien dat er een negatief lineair verband bestaat</w:t>
+      </w:r>
+      <w:r>
+        <w:t xml:space="preserve"> hoe hoger de </w:t>
+      </w:r>
+      <w:r>
+        <w:t>buitentemperatuu</w:t>
+      </w:r>
+      <w:r>
+        <w:t xml:space="preserve">r hoe lager het </w:t>
+      </w:r>
+      <w:r>
+        <w:t xml:space="preserve">energieverbruik. </w:t>
+      </w:r>
+      <w:r>
+        <w:t>Dit hadden we ook verwacht</w:t>
+      </w:r>
+      <w:r>
+        <w:t>, omdat bij koud weer de verwarming vaker aanstaat en daardoor meer energie wordt verbruikt.</w:t>
+      </w:r>
+      <w:r>
+        <w:t xml:space="preserve"> Daarom dachten we dat dit model wel een prima voorspelling kon maken.</w:t>
+      </w:r>
+    </w:p>
+    <w:p>
+      <w:pPr>
+        <w:spacing w:after="184" w:line="259" w:lineRule="auto"/>
+        <w:ind w:left="0" w:right="0" w:firstLine="0"/>
+      </w:pPr>
+      <w:r>
+        <w:t xml:space="preserve"> </w:t>
+      </w:r>
+    </w:p>
+    <w:p>
+      <w:pPr>
+        <w:spacing w:after="184" w:line="259" w:lineRule="auto"/>
+        <w:ind w:left="0" w:right="0" w:firstLine="0"/>
+      </w:pPr>
+      <w:r>
+        <w:t xml:space="preserve"> </w:t>
+      </w:r>
+    </w:p>
+    <w:p>
+      <w:pPr>
+        <w:spacing w:after="184" w:line="259" w:lineRule="auto"/>
+        <w:ind w:left="0" w:right="0" w:firstLine="0"/>
+      </w:pPr>
+      <w:r>
+        <w:t xml:space="preserve"> </w:t>
+      </w:r>
+    </w:p>
+    <w:p>
+      <w:pPr>
+        <w:spacing w:after="184" w:line="259" w:lineRule="auto"/>
+        <w:ind w:left="0" w:right="0" w:firstLine="0"/>
+      </w:pPr>
+      <w:r>
+        <w:t xml:space="preserve"> </w:t>
+      </w:r>
+    </w:p>
+    <w:p>
+      <w:pPr>
+        <w:spacing w:after="184" w:line="259" w:lineRule="auto"/>
+        <w:ind w:left="0" w:right="0" w:firstLine="0"/>
+      </w:pPr>
+      <w:r>
+        <w:t xml:space="preserve"> </w:t>
+      </w:r>
+    </w:p>
+    <w:p>
+      <w:pPr>
+        <w:spacing w:after="184" w:line="259" w:lineRule="auto"/>
+        <w:ind w:left="0" w:right="0" w:firstLine="0"/>
+      </w:pPr>
+      <w:r>
+        <w:t xml:space="preserve"> </w:t>
+      </w:r>
+    </w:p>
+    <w:p>
+      <w:pPr>
+        <w:spacing w:after="179" w:line="259" w:lineRule="auto"/>
+        <w:ind w:left="0" w:right="0" w:firstLine="0"/>
+      </w:pPr>
+      <w:r>
+        <w:t xml:space="preserve"> </w:t>
+      </w:r>
+    </w:p>
     <w:p>
       <w:pPr>
         <w:pStyle w:val="Kop1"/>
-      </w:pPr>
-      <w:bookmarkStart w:id="3" w:name="_Toc218710733"/>
-      <w:r>
-        <w:t>Visualisatie van de gekozen data</w:t>
+        <w:ind w:left="-5"/>
+      </w:pPr>
+      <w:bookmarkStart w:id="3" w:name="_Toc2273"/>
+      <w:r>
+        <w:lastRenderedPageBreak/>
+        <w:t xml:space="preserve">Visualisatie van de gekozen data </w:t>
       </w:r>
       <w:bookmarkEnd w:id="3"/>
     </w:p>
     <w:p>
-      <w:r>
-        <w:t>Hieronder zie je een foto van de spreidingsdiagram van energieverbruik</w:t>
-      </w:r>
-      <w:r>
-        <w:t xml:space="preserve"> en buitentemperatuur met een regressielijn.</w:t>
-      </w:r>
-    </w:p>
-    <w:p/>
-    <w:p>
+      <w:pPr>
+        <w:ind w:left="-5" w:right="37"/>
+      </w:pPr>
+      <w:r>
+        <w:t>De gekozen feature variabelen en targetvariabelen zijn gevisualiseerd in een spreidingsdiagra</w:t>
+      </w:r>
+      <w:r>
+        <w:t>m</w:t>
+      </w:r>
+      <w:r>
+        <w:t xml:space="preserve"> </w:t>
+      </w:r>
+      <w:r>
+        <w:t>i</w:t>
+      </w:r>
+      <w:r>
+        <w:t>n deze grafiek</w:t>
+      </w:r>
+    </w:p>
+    <w:p>
+      <w:pPr>
+        <w:ind w:right="37"/>
+      </w:pPr>
+      <w:r>
+        <w:t>-</w:t>
+      </w:r>
+      <w:r>
+        <w:t>Elke punt stelt een dag voor</w:t>
+      </w:r>
+    </w:p>
+    <w:p>
+      <w:pPr>
+        <w:ind w:right="37"/>
+      </w:pPr>
+      <w:r>
+        <w:t>-</w:t>
+      </w:r>
+      <w:r>
+        <w:t>De x-as toont de buitentemperatuur</w:t>
+      </w:r>
+    </w:p>
+    <w:p>
+      <w:pPr>
+        <w:ind w:right="37"/>
+      </w:pPr>
+      <w:r>
+        <w:t>De y-as toont het energieverbruik in kWh</w:t>
+      </w:r>
+    </w:p>
+    <w:p>
+      <w:pPr>
+        <w:ind w:left="-5" w:right="37"/>
+      </w:pPr>
+      <w:r>
+        <w:t>Ook</w:t>
+      </w:r>
+      <w:r>
+        <w:t xml:space="preserve"> is een regressielijn toegevoegd </w:t>
+      </w:r>
+      <w:r>
+        <w:t>die laat het</w:t>
+      </w:r>
+      <w:r>
+        <w:t xml:space="preserve"> resultaat van </w:t>
+      </w:r>
+      <w:r>
+        <w:t xml:space="preserve">het </w:t>
+      </w:r>
+      <w:r>
+        <w:t>lineaire regressiemodel</w:t>
+      </w:r>
+      <w:r>
+        <w:t xml:space="preserve"> zien</w:t>
+      </w:r>
+    </w:p>
+    <w:p>
+      <w:pPr>
+        <w:spacing w:after="114" w:line="259" w:lineRule="auto"/>
+        <w:ind w:left="0" w:right="0" w:firstLine="0"/>
+        <w:jc w:val="right"/>
+      </w:pPr>
       <w:r>
         <w:rPr>
           <w:noProof/>
         </w:rPr>
         <w:drawing>
-          <wp:inline distT="0" distB="0" distL="0" distR="0" wp14:anchorId="352A10AB" wp14:editId="7E822162">
+          <wp:inline distT="0" distB="0" distL="0" distR="0" wp14:anchorId="1AE1901E" wp14:editId="72DDB75A">
             <wp:extent cx="5760720" cy="4294505"/>
             <wp:effectExtent l="0" t="0" r="0" b="0"/>
-            <wp:docPr id="413038588" name="Afbeelding 7" descr="Afbeelding met tekst, schermopname, lijn, Perceel&#10;&#10;Door AI gegenereerde inhoud is mogelijk onjuist."/>
-            <wp:cNvGraphicFramePr>
-              <a:graphicFrameLocks xmlns:a="http://schemas.openxmlformats.org/drawingml/2006/main" noChangeAspect="1"/>
-            </wp:cNvGraphicFramePr>
+            <wp:docPr id="225" name="Picture 225" descr="Afbeelding met tekst, schermopname, lijn, Perceel&#10;&#10;Door AI gegenereerde inhoud is mogelijk onjuist."/>
+            <wp:cNvGraphicFramePr/>
             <a:graphic xmlns:a="http://schemas.openxmlformats.org/drawingml/2006/main">
               <a:graphicData uri="http://schemas.openxmlformats.org/drawingml/2006/picture">
                 <pic:pic xmlns:pic="http://schemas.openxmlformats.org/drawingml/2006/picture">
                   <pic:nvPicPr>
-                    <pic:cNvPr id="413038588" name="Afbeelding 7" descr="Afbeelding met tekst, schermopname, lijn, Perceel&#10;&#10;Door AI gegenereerde inhoud is mogelijk onjuist."/>
+                    <pic:cNvPr id="225" name="Picture 225" descr="Afbeelding met tekst, schermopname, lijn, Perceel&#10;&#10;Door AI gegenereerde inhoud is mogelijk onjuist."/>
                     <pic:cNvPicPr/>
                   </pic:nvPicPr>
                   <pic:blipFill>
-                    <a:blip r:embed="rId9">
-                      <a:extLst>
-                        <a:ext uri="{28A0092B-C50C-407E-A947-70E740481C1C}">
-                          <a14:useLocalDpi xmlns:a14="http://schemas.microsoft.com/office/drawing/2010/main" val="0"/>
-                        </a:ext>
-                      </a:extLst>
-                    </a:blip>
+                    <a:blip r:embed="rId11"/>
                     <a:stretch>
                       <a:fillRect/>
                     </a:stretch>
@@ -953,41 +1398,52 @@
           </wp:inline>
         </w:drawing>
       </w:r>
+      <w:r>
+        <w:t xml:space="preserve"> </w:t>
+      </w:r>
+    </w:p>
+    <w:p>
+      <w:pPr>
+        <w:spacing w:after="184" w:line="259" w:lineRule="auto"/>
+        <w:ind w:left="0" w:right="0" w:firstLine="0"/>
+      </w:pPr>
+      <w:r>
+        <w:t xml:space="preserve"> </w:t>
+      </w:r>
+    </w:p>
+    <w:p>
+      <w:pPr>
+        <w:spacing w:after="534" w:line="259" w:lineRule="auto"/>
+        <w:ind w:left="0" w:right="0" w:firstLine="0"/>
+      </w:pPr>
+      <w:r>
+        <w:t xml:space="preserve"> </w:t>
+      </w:r>
+    </w:p>
+    <w:p>
+      <w:pPr>
+        <w:pStyle w:val="Kop1"/>
+        <w:ind w:left="-5"/>
+      </w:pPr>
+      <w:bookmarkStart w:id="4" w:name="_Toc2274"/>
+      <w:r>
+        <w:t xml:space="preserve">Conclusies </w:t>
+      </w:r>
+      <w:bookmarkEnd w:id="4"/>
+    </w:p>
+    <w:p>
+      <w:pPr>
+        <w:ind w:left="-5" w:right="37"/>
+      </w:pPr>
+      <w:r>
+        <w:t xml:space="preserve">We zien dat de regressielijn door de datapunten heen snijdt, dit is goed omdat de voorspellingsfout dan heel klein is aangezien het dicht bij alle data is dus als je een temperatuur pakt dan krijg je hoogstwaarschijnlijk een geschatte energieverbruik die in de buurt komt van het werkelijke energieverbruik. Dit is wat we verwachte aangezien er een hoge correlatie was(-0,99) en dan liggen de punten natuurlijk dicht bij de lijn. </w:t>
+      </w:r>
     </w:p>
     <w:p/>
-    <w:p/>
-    <w:p>
-      <w:pPr>
-        <w:pStyle w:val="Kop1"/>
-      </w:pPr>
-      <w:bookmarkStart w:id="4" w:name="_Toc218710734"/>
-      <w:r>
-        <w:t>Conclusies</w:t>
-      </w:r>
-      <w:bookmarkEnd w:id="4"/>
-    </w:p>
-    <w:p>
-      <w:r>
-        <w:t>we</w:t>
-      </w:r>
-      <w:r>
-        <w:t xml:space="preserve"> zie</w:t>
-      </w:r>
-      <w:r>
-        <w:t>n</w:t>
-      </w:r>
-      <w:r>
-        <w:t xml:space="preserve"> dat de regressielijn door de datapunten heen snijd, dit is goed omdat de voorspellingsfout dan heel klein is aangezien het dicht bij alle data is</w:t>
-      </w:r>
-      <w:r>
-        <w:t xml:space="preserve"> dus als je een temperatuur pakt dan krijg je hoogstwaarschijnlijk een geschatte energieverbruik die in de buurt komt van het werkelijke energieverbruik. Dit is wat we verwachte aangezien er een hoge correlatie was(-0,99) en dan liggen de punten natuurlijk dichtbij de lijn.</w:t>
-      </w:r>
-    </w:p>
     <w:sectPr>
-      <w:pgSz w:w="11906" w:h="16838"/>
-      <w:pgMar w:top="1417" w:right="1417" w:bottom="1417" w:left="1417" w:header="708" w:footer="708" w:gutter="0"/>
+      <w:pgSz w:w="11905" w:h="16840"/>
+      <w:pgMar w:top="1415" w:right="1367" w:bottom="1428" w:left="1416" w:header="708" w:footer="708" w:gutter="0"/>
       <w:cols w:space="708"/>
-      <w:docGrid w:linePitch="360"/>
     </w:sectPr>
   </w:body>
 </w:document>
@@ -1514,6 +1970,16 @@
   <w:style w:type="paragraph" w:default="1" w:styleId="Standaard">
     <w:name w:val="Normal"/>
     <w:qFormat/>
+    <w:rsid w:val="00DE6088"/>
+    <w:pPr>
+      <w:spacing w:after="168" w:line="269" w:lineRule="auto"/>
+      <w:ind w:left="10" w:right="39" w:hanging="10"/>
+    </w:pPr>
+    <w:rPr>
+      <w:rFonts w:ascii="Calibri" w:eastAsia="Calibri" w:hAnsi="Calibri" w:cs="Calibri"/>
+      <w:color w:val="000000"/>
+      <w:lang w:eastAsia="nl-NL"/>
+    </w:rPr>
   </w:style>
   <w:style w:type="paragraph" w:styleId="Kop1">
     <w:name w:val="heading 1"/>
@@ -1526,7 +1992,8 @@
     <w:pPr>
       <w:keepNext/>
       <w:keepLines/>
-      <w:spacing w:before="360" w:after="80"/>
+      <w:spacing w:before="360" w:after="80" w:line="278" w:lineRule="auto"/>
+      <w:ind w:left="0" w:right="0" w:firstLine="0"/>
       <w:outlineLvl w:val="0"/>
     </w:pPr>
     <w:rPr>
@@ -1534,6 +2001,7 @@
       <w:color w:val="0F4761" w:themeColor="accent1" w:themeShade="BF"/>
       <w:sz w:val="40"/>
       <w:szCs w:val="40"/>
+      <w:lang w:eastAsia="en-US"/>
     </w:rPr>
   </w:style>
   <w:style w:type="paragraph" w:styleId="Kop2">
@@ -1542,14 +2010,14 @@
     <w:next w:val="Standaard"/>
     <w:link w:val="Kop2Char"/>
     <w:uiPriority w:val="9"/>
-    <w:semiHidden/>
     <w:unhideWhenUsed/>
     <w:qFormat/>
     <w:rsid w:val="00FA4985"/>
     <w:pPr>
       <w:keepNext/>
       <w:keepLines/>
-      <w:spacing w:before="160" w:after="80"/>
+      <w:spacing w:before="160" w:after="80" w:line="278" w:lineRule="auto"/>
+      <w:ind w:left="0" w:right="0" w:firstLine="0"/>
       <w:outlineLvl w:val="1"/>
     </w:pPr>
     <w:rPr>
@@ -1557,6 +2025,7 @@
       <w:color w:val="0F4761" w:themeColor="accent1" w:themeShade="BF"/>
       <w:sz w:val="32"/>
       <w:szCs w:val="32"/>
+      <w:lang w:eastAsia="en-US"/>
     </w:rPr>
   </w:style>
   <w:style w:type="paragraph" w:styleId="Kop3">
@@ -1572,14 +2041,16 @@
     <w:pPr>
       <w:keepNext/>
       <w:keepLines/>
-      <w:spacing w:before="160" w:after="80"/>
+      <w:spacing w:before="160" w:after="80" w:line="278" w:lineRule="auto"/>
+      <w:ind w:left="0" w:right="0" w:firstLine="0"/>
       <w:outlineLvl w:val="2"/>
     </w:pPr>
     <w:rPr>
-      <w:rFonts w:eastAsiaTheme="majorEastAsia" w:cstheme="majorBidi"/>
+      <w:rFonts w:asciiTheme="minorHAnsi" w:eastAsiaTheme="majorEastAsia" w:hAnsiTheme="minorHAnsi" w:cstheme="majorBidi"/>
       <w:color w:val="0F4761" w:themeColor="accent1" w:themeShade="BF"/>
       <w:sz w:val="28"/>
       <w:szCs w:val="28"/>
+      <w:lang w:eastAsia="en-US"/>
     </w:rPr>
   </w:style>
   <w:style w:type="paragraph" w:styleId="Kop4">
@@ -1595,14 +2066,16 @@
     <w:pPr>
       <w:keepNext/>
       <w:keepLines/>
-      <w:spacing w:before="80" w:after="40"/>
+      <w:spacing w:before="80" w:after="40" w:line="278" w:lineRule="auto"/>
+      <w:ind w:left="0" w:right="0" w:firstLine="0"/>
       <w:outlineLvl w:val="3"/>
     </w:pPr>
     <w:rPr>
-      <w:rFonts w:eastAsiaTheme="majorEastAsia" w:cstheme="majorBidi"/>
+      <w:rFonts w:asciiTheme="minorHAnsi" w:eastAsiaTheme="majorEastAsia" w:hAnsiTheme="minorHAnsi" w:cstheme="majorBidi"/>
       <w:i/>
       <w:iCs/>
       <w:color w:val="0F4761" w:themeColor="accent1" w:themeShade="BF"/>
+      <w:lang w:eastAsia="en-US"/>
     </w:rPr>
   </w:style>
   <w:style w:type="paragraph" w:styleId="Kop5">
@@ -1618,12 +2091,14 @@
     <w:pPr>
       <w:keepNext/>
       <w:keepLines/>
-      <w:spacing w:before="80" w:after="40"/>
+      <w:spacing w:before="80" w:after="40" w:line="278" w:lineRule="auto"/>
+      <w:ind w:left="0" w:right="0" w:firstLine="0"/>
       <w:outlineLvl w:val="4"/>
     </w:pPr>
     <w:rPr>
-      <w:rFonts w:eastAsiaTheme="majorEastAsia" w:cstheme="majorBidi"/>
+      <w:rFonts w:asciiTheme="minorHAnsi" w:eastAsiaTheme="majorEastAsia" w:hAnsiTheme="minorHAnsi" w:cstheme="majorBidi"/>
       <w:color w:val="0F4761" w:themeColor="accent1" w:themeShade="BF"/>
+      <w:lang w:eastAsia="en-US"/>
     </w:rPr>
   </w:style>
   <w:style w:type="paragraph" w:styleId="Kop6">
@@ -1639,14 +2114,16 @@
     <w:pPr>
       <w:keepNext/>
       <w:keepLines/>
-      <w:spacing w:before="40" w:after="0"/>
+      <w:spacing w:before="40" w:after="0" w:line="278" w:lineRule="auto"/>
+      <w:ind w:left="0" w:right="0" w:firstLine="0"/>
       <w:outlineLvl w:val="5"/>
     </w:pPr>
     <w:rPr>
-      <w:rFonts w:eastAsiaTheme="majorEastAsia" w:cstheme="majorBidi"/>
+      <w:rFonts w:asciiTheme="minorHAnsi" w:eastAsiaTheme="majorEastAsia" w:hAnsiTheme="minorHAnsi" w:cstheme="majorBidi"/>
       <w:i/>
       <w:iCs/>
       <w:color w:val="595959" w:themeColor="text1" w:themeTint="A6"/>
+      <w:lang w:eastAsia="en-US"/>
     </w:rPr>
   </w:style>
   <w:style w:type="paragraph" w:styleId="Kop7">
@@ -1662,12 +2139,14 @@
     <w:pPr>
       <w:keepNext/>
       <w:keepLines/>
-      <w:spacing w:before="40" w:after="0"/>
+      <w:spacing w:before="40" w:after="0" w:line="278" w:lineRule="auto"/>
+      <w:ind w:left="0" w:right="0" w:firstLine="0"/>
       <w:outlineLvl w:val="6"/>
     </w:pPr>
     <w:rPr>
-      <w:rFonts w:eastAsiaTheme="majorEastAsia" w:cstheme="majorBidi"/>
+      <w:rFonts w:asciiTheme="minorHAnsi" w:eastAsiaTheme="majorEastAsia" w:hAnsiTheme="minorHAnsi" w:cstheme="majorBidi"/>
       <w:color w:val="595959" w:themeColor="text1" w:themeTint="A6"/>
+      <w:lang w:eastAsia="en-US"/>
     </w:rPr>
   </w:style>
   <w:style w:type="paragraph" w:styleId="Kop8">
@@ -1683,14 +2162,16 @@
     <w:pPr>
       <w:keepNext/>
       <w:keepLines/>
-      <w:spacing w:after="0"/>
+      <w:spacing w:after="0" w:line="278" w:lineRule="auto"/>
+      <w:ind w:left="0" w:right="0" w:firstLine="0"/>
       <w:outlineLvl w:val="7"/>
     </w:pPr>
     <w:rPr>
-      <w:rFonts w:eastAsiaTheme="majorEastAsia" w:cstheme="majorBidi"/>
+      <w:rFonts w:asciiTheme="minorHAnsi" w:eastAsiaTheme="majorEastAsia" w:hAnsiTheme="minorHAnsi" w:cstheme="majorBidi"/>
       <w:i/>
       <w:iCs/>
       <w:color w:val="272727" w:themeColor="text1" w:themeTint="D8"/>
+      <w:lang w:eastAsia="en-US"/>
     </w:rPr>
   </w:style>
   <w:style w:type="paragraph" w:styleId="Kop9">
@@ -1706,17 +2187,20 @@
     <w:pPr>
       <w:keepNext/>
       <w:keepLines/>
-      <w:spacing w:after="0"/>
+      <w:spacing w:after="0" w:line="278" w:lineRule="auto"/>
+      <w:ind w:left="0" w:right="0" w:firstLine="0"/>
       <w:outlineLvl w:val="8"/>
     </w:pPr>
     <w:rPr>
-      <w:rFonts w:eastAsiaTheme="majorEastAsia" w:cstheme="majorBidi"/>
+      <w:rFonts w:asciiTheme="minorHAnsi" w:eastAsiaTheme="majorEastAsia" w:hAnsiTheme="minorHAnsi" w:cstheme="majorBidi"/>
       <w:color w:val="272727" w:themeColor="text1" w:themeTint="D8"/>
+      <w:lang w:eastAsia="en-US"/>
     </w:rPr>
   </w:style>
   <w:style w:type="character" w:default="1" w:styleId="Standaardalinea-lettertype">
     <w:name w:val="Default Paragraph Font"/>
     <w:uiPriority w:val="1"/>
+    <w:semiHidden/>
     <w:unhideWhenUsed/>
   </w:style>
   <w:style w:type="table" w:default="1" w:styleId="Standaardtabel">
@@ -1744,7 +2228,6 @@
     <w:name w:val="Kop 1 Char"/>
     <w:basedOn w:val="Standaardalinea-lettertype"/>
     <w:link w:val="Kop1"/>
-    <w:uiPriority w:val="9"/>
     <w:rsid w:val="00FA4985"/>
     <w:rPr>
       <w:rFonts w:asciiTheme="majorHAnsi" w:eastAsiaTheme="majorEastAsia" w:hAnsiTheme="majorHAnsi" w:cstheme="majorBidi"/>
@@ -1757,8 +2240,6 @@
     <w:name w:val="Kop 2 Char"/>
     <w:basedOn w:val="Standaardalinea-lettertype"/>
     <w:link w:val="Kop2"/>
-    <w:uiPriority w:val="9"/>
-    <w:semiHidden/>
     <w:rsid w:val="00FA4985"/>
     <w:rPr>
       <w:rFonts w:asciiTheme="majorHAnsi" w:eastAsiaTheme="majorEastAsia" w:hAnsiTheme="majorHAnsi" w:cstheme="majorBidi"/>
@@ -1869,14 +2350,17 @@
     <w:rsid w:val="00FA4985"/>
     <w:pPr>
       <w:spacing w:after="80" w:line="240" w:lineRule="auto"/>
+      <w:ind w:left="0" w:right="0" w:firstLine="0"/>
       <w:contextualSpacing/>
     </w:pPr>
     <w:rPr>
       <w:rFonts w:asciiTheme="majorHAnsi" w:eastAsiaTheme="majorEastAsia" w:hAnsiTheme="majorHAnsi" w:cstheme="majorBidi"/>
+      <w:color w:val="auto"/>
       <w:spacing w:val="-10"/>
       <w:kern w:val="28"/>
       <w:sz w:val="56"/>
       <w:szCs w:val="56"/>
+      <w:lang w:eastAsia="en-US"/>
     </w:rPr>
   </w:style>
   <w:style w:type="character" w:customStyle="1" w:styleId="TitelChar">
@@ -1905,13 +2389,16 @@
       <w:numPr>
         <w:ilvl w:val="1"/>
       </w:numPr>
+      <w:spacing w:after="160" w:line="278" w:lineRule="auto"/>
+      <w:ind w:right="0"/>
     </w:pPr>
     <w:rPr>
-      <w:rFonts w:eastAsiaTheme="majorEastAsia" w:cstheme="majorBidi"/>
+      <w:rFonts w:asciiTheme="minorHAnsi" w:eastAsiaTheme="majorEastAsia" w:hAnsiTheme="minorHAnsi" w:cstheme="majorBidi"/>
       <w:color w:val="595959" w:themeColor="text1" w:themeTint="A6"/>
       <w:spacing w:val="15"/>
       <w:sz w:val="28"/>
       <w:szCs w:val="28"/>
+      <w:lang w:eastAsia="en-US"/>
     </w:rPr>
   </w:style>
   <w:style w:type="character" w:customStyle="1" w:styleId="OndertitelChar">
@@ -1937,13 +2424,16 @@
     <w:qFormat/>
     <w:rsid w:val="00FA4985"/>
     <w:pPr>
-      <w:spacing w:before="160"/>
+      <w:spacing w:before="160" w:after="160" w:line="278" w:lineRule="auto"/>
+      <w:ind w:left="0" w:right="0" w:firstLine="0"/>
       <w:jc w:val="center"/>
     </w:pPr>
     <w:rPr>
+      <w:rFonts w:asciiTheme="minorHAnsi" w:eastAsiaTheme="minorHAnsi" w:hAnsiTheme="minorHAnsi" w:cstheme="minorBidi"/>
       <w:i/>
       <w:iCs/>
       <w:color w:val="404040" w:themeColor="text1" w:themeTint="BF"/>
+      <w:lang w:eastAsia="en-US"/>
     </w:rPr>
   </w:style>
   <w:style w:type="character" w:customStyle="1" w:styleId="CitaatChar">
@@ -1965,9 +2455,15 @@
     <w:qFormat/>
     <w:rsid w:val="00FA4985"/>
     <w:pPr>
-      <w:ind w:left="720"/>
+      <w:spacing w:after="160" w:line="278" w:lineRule="auto"/>
+      <w:ind w:left="720" w:right="0" w:firstLine="0"/>
       <w:contextualSpacing/>
     </w:pPr>
+    <w:rPr>
+      <w:rFonts w:asciiTheme="minorHAnsi" w:eastAsiaTheme="minorHAnsi" w:hAnsiTheme="minorHAnsi" w:cstheme="minorBidi"/>
+      <w:color w:val="auto"/>
+      <w:lang w:eastAsia="en-US"/>
+    </w:rPr>
   </w:style>
   <w:style w:type="character" w:styleId="Intensievebenadrukking">
     <w:name w:val="Intense Emphasis"/>
@@ -1994,14 +2490,16 @@
         <w:top w:val="single" w:sz="4" w:space="10" w:color="0F4761" w:themeColor="accent1" w:themeShade="BF"/>
         <w:bottom w:val="single" w:sz="4" w:space="10" w:color="0F4761" w:themeColor="accent1" w:themeShade="BF"/>
       </w:pBdr>
-      <w:spacing w:before="360" w:after="360"/>
-      <w:ind w:left="864" w:right="864"/>
+      <w:spacing w:before="360" w:after="360" w:line="278" w:lineRule="auto"/>
+      <w:ind w:left="864" w:right="864" w:firstLine="0"/>
       <w:jc w:val="center"/>
     </w:pPr>
     <w:rPr>
+      <w:rFonts w:asciiTheme="minorHAnsi" w:eastAsiaTheme="minorHAnsi" w:hAnsiTheme="minorHAnsi" w:cstheme="minorBidi"/>
       <w:i/>
       <w:iCs/>
       <w:color w:val="0F4761" w:themeColor="accent1" w:themeShade="BF"/>
+      <w:lang w:eastAsia="en-US"/>
     </w:rPr>
   </w:style>
   <w:style w:type="character" w:customStyle="1" w:styleId="DuidelijkcitaatChar">
@@ -2071,8 +2569,14 @@
     <w:unhideWhenUsed/>
     <w:rsid w:val="00CC1E92"/>
     <w:pPr>
-      <w:spacing w:after="100"/>
+      <w:spacing w:after="100" w:line="278" w:lineRule="auto"/>
+      <w:ind w:left="0" w:right="0" w:firstLine="0"/>
     </w:pPr>
+    <w:rPr>
+      <w:rFonts w:asciiTheme="minorHAnsi" w:eastAsiaTheme="minorHAnsi" w:hAnsiTheme="minorHAnsi" w:cstheme="minorBidi"/>
+      <w:color w:val="auto"/>
+      <w:lang w:eastAsia="en-US"/>
+    </w:rPr>
   </w:style>
   <w:style w:type="character" w:styleId="Hyperlink">
     <w:name w:val="Hyperlink"/>
